--- a/testakten/arbeitszeugnis-analyse-bluehendes-leben/11-besprechungsprotokoll.docx
+++ b/testakten/arbeitszeugnis-analyse-bluehendes-leben/11-besprechungsprotokoll.docx
@@ -2,186 +2,417 @@
 <file path=word/document.xml><?xml version="1.0" encoding="utf-8"?>
 <w:document xmlns:wpc="http://schemas.microsoft.com/office/word/2010/wordprocessingCanvas" xmlns:mo="http://schemas.microsoft.com/office/mac/office/2008/main" xmlns:mc="http://schemas.openxmlformats.org/markup-compatibility/2006" xmlns:mv="urn:schemas-microsoft-com:mac:vml" xmlns:o="urn:schemas-microsoft-com:office:office" xmlns:r="http://schemas.openxmlformats.org/officeDocument/2006/relationships" xmlns:m="http://schemas.openxmlformats.org/officeDocument/2006/math" xmlns:v="urn:schemas-microsoft-com:vml" xmlns:wp14="http://schemas.microsoft.com/office/word/2010/wordprocessingDrawing" xmlns:wp="http://schemas.openxmlformats.org/drawingml/2006/wordprocessingDrawing" xmlns:w10="urn:schemas-microsoft-com:office:word" xmlns:w="http://schemas.openxmlformats.org/wordprocessingml/2006/main" xmlns:w14="http://schemas.microsoft.com/office/word/2010/wordml" xmlns:wpg="http://schemas.microsoft.com/office/word/2010/wordprocessingGroup" xmlns:wpi="http://schemas.microsoft.com/office/word/2010/wordprocessingInk" xmlns:wne="http://schemas.microsoft.com/office/word/2006/wordml" xmlns:wps="http://schemas.microsoft.com/office/word/2010/wordprocessingShape" mc:Ignorable="w14 wp14">
   <w:body>
+    <w:tbl>
+      <w:tblPr>
+        <w:tblW w:type="auto" w:w="0"/>
+        <w:jc w:val="center"/>
+        <w:tblLayout w:type="fixed"/>
+        <w:tblLook w:firstColumn="1" w:firstRow="1" w:lastColumn="0" w:lastRow="0" w:noHBand="0" w:noVBand="1" w:val="04A0"/>
+      </w:tblPr>
+      <w:tblGrid>
+        <w:gridCol w:w="5556"/>
+        <w:gridCol w:w="3515"/>
+      </w:tblGrid>
+      <w:tr>
+        <w:tc>
+          <w:tcPr>
+            <w:tcW w:type="dxa" w:w="5556"/>
+            <w:vAlign w:val="center"/>
+            <w:tcMar>
+              <w:top w:w="70" w:type="dxa"/>
+              <w:left w:w="70" w:type="dxa"/>
+              <w:bottom w:w="70" w:type="dxa"/>
+              <w:right w:w="70" w:type="dxa"/>
+            </w:tcMar>
+          </w:tcPr>
+          <w:p>
+            <w:pPr>
+              <w:spacing w:after="0"/>
+            </w:pPr>
+            <w:r>
+              <w:rPr>
+                <w:rFonts w:ascii="Arial" w:hAnsi="Arial"/>
+                <w:b/>
+                <w:color w:val="24364B"/>
+                <w:sz w:val="30"/>
+              </w:rPr>
+              <w:t>ALBERS &amp; FENNEKER RECHTSANWÄLTE</w:t>
+            </w:r>
+          </w:p>
+        </w:tc>
+        <w:tc>
+          <w:tcPr>
+            <w:tcW w:type="dxa" w:w="3515"/>
+            <w:vAlign w:val="center"/>
+            <w:tcMar>
+              <w:top w:w="70" w:type="dxa"/>
+              <w:left w:w="70" w:type="dxa"/>
+              <w:bottom w:w="70" w:type="dxa"/>
+              <w:right w:w="70" w:type="dxa"/>
+            </w:tcMar>
+          </w:tcPr>
+          <w:p>
+            <w:pPr>
+              <w:spacing w:after="0"/>
+              <w:jc w:val="right"/>
+            </w:pPr>
+            <w:r>
+              <w:rPr>
+                <w:rFonts w:ascii="Arial" w:hAnsi="Arial"/>
+                <w:sz w:val="16"/>
+              </w:rPr>
+              <w:t>Prinzipalmarkt 14 · 48143 Münster</w:t>
+              <w:br/>
+              <w:t>Telefon 0251 480 91-0</w:t>
+              <w:br/>
+              <w:t>kanzlei@albers-fenneker.example.invalid</w:t>
+            </w:r>
+          </w:p>
+        </w:tc>
+      </w:tr>
+    </w:tbl>
+    <w:p>
+      <w:pPr>
+        <w:spacing w:after="40"/>
+      </w:pPr>
+    </w:p>
+    <w:tbl>
+      <w:tblPr>
+        <w:tblW w:type="auto" w:w="0"/>
+        <w:jc w:val="left"/>
+        <w:tblLayout w:type="fixed"/>
+        <w:tblLook w:firstColumn="1" w:firstRow="1" w:lastColumn="0" w:lastRow="0" w:noHBand="0" w:noVBand="1" w:val="04A0"/>
+      </w:tblPr>
+      <w:tblGrid>
+        <w:gridCol w:w="2041"/>
+        <w:gridCol w:w="6973"/>
+      </w:tblGrid>
+      <w:tr>
+        <w:tc>
+          <w:tcPr>
+            <w:tcW w:type="dxa" w:w="2041"/>
+            <w:shd w:fill="E9EEF2"/>
+            <w:tcMar>
+              <w:top w:w="90" w:type="dxa"/>
+              <w:left w:w="90" w:type="dxa"/>
+              <w:bottom w:w="90" w:type="dxa"/>
+              <w:right w:w="90" w:type="dxa"/>
+            </w:tcMar>
+            <w:vAlign w:val="center"/>
+          </w:tcPr>
+          <w:p>
+            <w:r>
+              <w:rPr>
+                <w:rFonts w:ascii="Arial" w:hAnsi="Arial"/>
+                <w:b/>
+                <w:sz w:val="18"/>
+              </w:rPr>
+              <w:t>Mandantin</w:t>
+            </w:r>
+          </w:p>
+        </w:tc>
+        <w:tc>
+          <w:tcPr>
+            <w:tcW w:type="dxa" w:w="6973"/>
+            <w:tcMar>
+              <w:top w:w="90" w:type="dxa"/>
+              <w:left w:w="90" w:type="dxa"/>
+              <w:bottom w:w="90" w:type="dxa"/>
+              <w:right w:w="90" w:type="dxa"/>
+            </w:tcMar>
+            <w:vAlign w:val="center"/>
+          </w:tcPr>
+          <w:p>
+            <w:r>
+              <w:rPr>
+                <w:rFonts w:ascii="Arial" w:hAnsi="Arial"/>
+                <w:sz w:val="18"/>
+              </w:rPr>
+              <w:t>Wiebke Hagedorn, Rosenweg 18, 48157 Münster</w:t>
+            </w:r>
+          </w:p>
+        </w:tc>
+      </w:tr>
+      <w:tr>
+        <w:tc>
+          <w:tcPr>
+            <w:tcW w:type="dxa" w:w="2041"/>
+            <w:shd w:fill="E9EEF2"/>
+            <w:tcMar>
+              <w:top w:w="90" w:type="dxa"/>
+              <w:left w:w="90" w:type="dxa"/>
+              <w:bottom w:w="90" w:type="dxa"/>
+              <w:right w:w="90" w:type="dxa"/>
+            </w:tcMar>
+            <w:vAlign w:val="center"/>
+          </w:tcPr>
+          <w:p>
+            <w:r>
+              <w:rPr>
+                <w:rFonts w:ascii="Arial" w:hAnsi="Arial"/>
+                <w:b/>
+                <w:sz w:val="18"/>
+              </w:rPr>
+              <w:t>Gegenseite</w:t>
+            </w:r>
+          </w:p>
+        </w:tc>
+        <w:tc>
+          <w:tcPr>
+            <w:tcW w:type="dxa" w:w="6973"/>
+            <w:tcMar>
+              <w:top w:w="90" w:type="dxa"/>
+              <w:left w:w="90" w:type="dxa"/>
+              <w:bottom w:w="90" w:type="dxa"/>
+              <w:right w:w="90" w:type="dxa"/>
+            </w:tcMar>
+            <w:vAlign w:val="center"/>
+          </w:tcPr>
+          <w:p>
+            <w:r>
+              <w:rPr>
+                <w:rFonts w:ascii="Arial" w:hAnsi="Arial"/>
+                <w:sz w:val="18"/>
+              </w:rPr>
+              <w:t>Gartenbau Blühendes Leben GmbH, Wolbecker Straße 418, 48157 Münster</w:t>
+            </w:r>
+          </w:p>
+        </w:tc>
+      </w:tr>
+      <w:tr>
+        <w:tc>
+          <w:tcPr>
+            <w:tcW w:type="dxa" w:w="2041"/>
+            <w:shd w:fill="E9EEF2"/>
+            <w:tcMar>
+              <w:top w:w="90" w:type="dxa"/>
+              <w:left w:w="90" w:type="dxa"/>
+              <w:bottom w:w="90" w:type="dxa"/>
+              <w:right w:w="90" w:type="dxa"/>
+            </w:tcMar>
+            <w:vAlign w:val="center"/>
+          </w:tcPr>
+          <w:p>
+            <w:r>
+              <w:rPr>
+                <w:rFonts w:ascii="Arial" w:hAnsi="Arial"/>
+                <w:b/>
+                <w:sz w:val="18"/>
+              </w:rPr>
+              <w:t>Unser Zeichen</w:t>
+            </w:r>
+          </w:p>
+        </w:tc>
+        <w:tc>
+          <w:tcPr>
+            <w:tcW w:type="dxa" w:w="6973"/>
+            <w:tcMar>
+              <w:top w:w="90" w:type="dxa"/>
+              <w:left w:w="90" w:type="dxa"/>
+              <w:bottom w:w="90" w:type="dxa"/>
+              <w:right w:w="90" w:type="dxa"/>
+            </w:tcMar>
+            <w:vAlign w:val="center"/>
+          </w:tcPr>
+          <w:p>
+            <w:r>
+              <w:rPr>
+                <w:rFonts w:ascii="Arial" w:hAnsi="Arial"/>
+                <w:sz w:val="18"/>
+              </w:rPr>
+              <w:t>26-0618-A / gh</w:t>
+            </w:r>
+          </w:p>
+        </w:tc>
+      </w:tr>
+      <w:tr>
+        <w:tc>
+          <w:tcPr>
+            <w:tcW w:type="dxa" w:w="2041"/>
+            <w:shd w:fill="E9EEF2"/>
+            <w:tcMar>
+              <w:top w:w="90" w:type="dxa"/>
+              <w:left w:w="90" w:type="dxa"/>
+              <w:bottom w:w="90" w:type="dxa"/>
+              <w:right w:w="90" w:type="dxa"/>
+            </w:tcMar>
+            <w:vAlign w:val="center"/>
+          </w:tcPr>
+          <w:p>
+            <w:r>
+              <w:rPr>
+                <w:rFonts w:ascii="Arial" w:hAnsi="Arial"/>
+                <w:b/>
+                <w:sz w:val="18"/>
+              </w:rPr>
+              <w:t>Termin</w:t>
+            </w:r>
+          </w:p>
+        </w:tc>
+        <w:tc>
+          <w:tcPr>
+            <w:tcW w:type="dxa" w:w="6973"/>
+            <w:tcMar>
+              <w:top w:w="90" w:type="dxa"/>
+              <w:left w:w="90" w:type="dxa"/>
+              <w:bottom w:w="90" w:type="dxa"/>
+              <w:right w:w="90" w:type="dxa"/>
+            </w:tcMar>
+            <w:vAlign w:val="center"/>
+          </w:tcPr>
+          <w:p>
+            <w:r>
+              <w:rPr>
+                <w:rFonts w:ascii="Arial" w:hAnsi="Arial"/>
+                <w:sz w:val="18"/>
+              </w:rPr>
+              <w:t>9. Juni 2026, 15:30 bis 16:25 Uhr</w:t>
+            </w:r>
+          </w:p>
+        </w:tc>
+      </w:tr>
+      <w:tr>
+        <w:tc>
+          <w:tcPr>
+            <w:tcW w:type="dxa" w:w="2041"/>
+            <w:shd w:fill="E9EEF2"/>
+            <w:tcMar>
+              <w:top w:w="90" w:type="dxa"/>
+              <w:left w:w="90" w:type="dxa"/>
+              <w:bottom w:w="90" w:type="dxa"/>
+              <w:right w:w="90" w:type="dxa"/>
+            </w:tcMar>
+            <w:vAlign w:val="center"/>
+          </w:tcPr>
+          <w:p>
+            <w:r>
+              <w:rPr>
+                <w:rFonts w:ascii="Arial" w:hAnsi="Arial"/>
+                <w:b/>
+                <w:sz w:val="18"/>
+              </w:rPr>
+              <w:t>Ort</w:t>
+            </w:r>
+          </w:p>
+        </w:tc>
+        <w:tc>
+          <w:tcPr>
+            <w:tcW w:type="dxa" w:w="6973"/>
+            <w:tcMar>
+              <w:top w:w="90" w:type="dxa"/>
+              <w:left w:w="90" w:type="dxa"/>
+              <w:bottom w:w="90" w:type="dxa"/>
+              <w:right w:w="90" w:type="dxa"/>
+            </w:tcMar>
+            <w:vAlign w:val="center"/>
+          </w:tcPr>
+          <w:p>
+            <w:r>
+              <w:rPr>
+                <w:rFonts w:ascii="Arial" w:hAnsi="Arial"/>
+                <w:sz w:val="18"/>
+              </w:rPr>
+              <w:t>Besprechungszimmer 2</w:t>
+            </w:r>
+          </w:p>
+        </w:tc>
+      </w:tr>
+    </w:tbl>
+    <w:p>
+      <w:pPr>
+        <w:spacing w:after="20"/>
+      </w:pPr>
+    </w:p>
+    <w:p>
+      <w:pPr>
+        <w:pStyle w:val="Title"/>
+      </w:pPr>
+      <w:r>
+        <w:t>Besprechungsprotokoll</w:t>
+      </w:r>
+    </w:p>
     <w:p>
       <w:pPr>
         <w:pStyle w:val="Heading1"/>
       </w:pPr>
       <w:r>
-        <w:rPr>
-          <w:rFonts w:ascii="Times New Roman" w:hAnsi="Times New Roman"/>
-        </w:rPr>
-        <w:t>Besprechungsprotokoll</w:t>
+        <w:t>1. Teilnehmer und Unterlagen</w:t>
+      </w:r>
+    </w:p>
+    <w:p>
+      <w:r>
+        <w:t>Teilgenommen haben Wiebke Hagedorn, Rechtsanwältin Meike Albers und Rechtsanwaltsfachangestellte Maren Gieseking. Auf dem Tisch lagen der Scan des Zwischenzeugnisses, die Jahresgesprächsbögen, die Änderungsvereinbarung 2020 und der E-Mail-Ausdruck zur Referenzanfrage.</w:t>
       </w:r>
     </w:p>
     <w:p>
       <w:pPr>
-        <w:jc w:val="left"/>
+        <w:pStyle w:val="Heading1"/>
       </w:pPr>
       <w:r>
-        <w:rPr>
-          <w:b/>
-        </w:rPr>
-        <w:t>Termin:</w:t>
+        <w:t>2. Angaben der Mandantin</w:t>
       </w:r>
+    </w:p>
+    <w:p>
       <w:r>
-        <w:t xml:space="preserve"> Mittwoch, 09:30 bis 11:05 Uhr</w:t>
+        <w:t>Frau Hagedorn schilderte die Aufgabenverteilung vor der Elternzeit anhand einer typischen Frühschicht. Sie öffnete die Filiale, teilte vier Beschäftigte ein, kontrollierte Kasse und Pflanzenlieferung, wies die Auszubildende ein und entschied kleinere Reklamationen. Der Filialleiter war dienstags regelmäßig nicht vor Ort. Diese Abläufe könnten die Kolleginnen Merle Jansen und Özlem Tekin aus eigener Wahrnehmung bestätigen.</w:t>
+      </w:r>
+    </w:p>
+    <w:p>
+      <w:r>
+        <w:t>Zur Kassendifferenz erklärte die Mandantin, sie habe am Abend des 12. Februar sofort die Buchhaltung angerufen. Am folgenden Morgen habe Buchhalterin Elke Brandt die doppelte Kartenzahlung gefunden. Ein Vorwurf gegen die Mandantin sei danach nicht mehr erhoben worden. Die Bezeichnung „Hagedorn-Kasse“ habe sie erst in der weitergeleiteten Mail gesehen.</w:t>
       </w:r>
     </w:p>
     <w:p>
       <w:pPr>
-        <w:jc w:val="left"/>
+        <w:pStyle w:val="Heading1"/>
       </w:pPr>
       <w:r>
-        <w:rPr>
-          <w:b/>
-        </w:rPr>
-        <w:t>Teilnehmende:</w:t>
-      </w:r>
-      <w:r>
-        <w:t xml:space="preserve"> Mandatsverantwortliche Person, Sachbearbeitung, Fachabteilung, externe Beratung</w:t>
+        <w:t>3. Festlegungen</w:t>
       </w:r>
     </w:p>
     <w:p>
-      <w:pPr>
-        <w:jc w:val="left"/>
-      </w:pPr>
       <w:r>
-        <w:rPr>
-          <w:b/>
-        </w:rPr>
-        <w:t>Gegenstand:</w:t>
-      </w:r>
-      <w:r>
-        <w:t xml:space="preserve"> Akte Blühendes Leben: Arbeitszeugnis, Codierung und Trennung</w:t>
+        <w:t>Die Kanzlei erstellt eine Synopse aus Tätigkeit, Zeugnistext und Belegen. Frau Hagedorn fordert bei der Personalabteilung die Originaldatei und die aktuelle Stellenbeschreibung an. Die Referenzanfrage bleibt bis zur Abstimmung unbeantwortet; bei erneutem Anruf verweist Frau Hagedorn auf die noch laufende Zeugnisprüfung.</w:t>
       </w:r>
     </w:p>
     <w:p>
-      <w:pPr>
-        <w:pStyle w:val="Heading2"/>
-      </w:pPr>
       <w:r>
-        <w:rPr>
-          <w:rFonts w:ascii="Times New Roman" w:hAnsi="Times New Roman"/>
-        </w:rPr>
-        <w:t>1. Einstieg</w:t>
+        <w:t>Ein Vergleichsentwurf oder eine gerichtliche Einleitung wurde nicht freigegeben. Zunächst soll der konkrete Neufassungsvorschlag bis 11. Juni erstellt und mit der Mandantin telefonisch abgestimmt werden.</w:t>
       </w:r>
     </w:p>
     <w:p>
-      <w:pPr>
-        <w:jc w:val="left"/>
-      </w:pPr>
       <w:r>
-        <w:t>Die Fachabteilung schildert, der Vorgang sei „eigentlich erledigt“. Auf Nachfrage wird deutlich, dass damit nur die operative Umsetzung gemeint ist. Die rechtliche Dokumentation ist nicht abgeschlossen. Mehrere Unterlagen liegen nur als Weiterleitungen oder Screenshots vor.</w:t>
-      </w:r>
-    </w:p>
-    <w:p>
-      <w:pPr>
-        <w:pStyle w:val="Heading2"/>
-      </w:pPr>
-      <w:r>
-        <w:rPr>
-          <w:rFonts w:ascii="Times New Roman" w:hAnsi="Times New Roman"/>
-        </w:rPr>
-        <w:t>2. Tatsachenklärung</w:t>
-      </w:r>
-    </w:p>
-    <w:p>
-      <w:pPr>
-        <w:jc w:val="left"/>
-      </w:pPr>
-      <w:r>
-        <w:t>Die Runde arbeitet heraus, dass der zentrale Streit nicht darin liegt, ob überhaupt etwas geschehen ist, sondern wie es rechtlich zu qualifizieren ist. Ein zunächst freundlich klingendes Zeugnis enthält Brüche, Auslassungen und Leistungsabwertungen; zugleich laufen Vergleich, Resturlaub und Referenzanfragen. Die Akte wird daher nicht chronologisch nach Eingang, sondern nach Beweisthemen geordnet.</w:t>
-      </w:r>
-    </w:p>
-    <w:p>
-      <w:pPr>
-        <w:pStyle w:val="Heading2"/>
-      </w:pPr>
-      <w:r>
-        <w:rPr>
-          <w:rFonts w:ascii="Times New Roman" w:hAnsi="Times New Roman"/>
-        </w:rPr>
-        <w:t>3. Rechtliche Eckpunkte</w:t>
-      </w:r>
-    </w:p>
-    <w:p>
-      <w:pPr>
-        <w:jc w:val="left"/>
-      </w:pPr>
-      <w:r>
-        <w:t>Als erste Prüfachse werden notiert: GewO § 109; BGB Nebenpflichten; arbeitsgerichtliches Verfahren; Zeugniswahrheit und Zeugniswohlwollen. Die Sachbearbeitung weist darauf hin, dass die Normen nicht schematisch genannt werden dürfen; zu jedem Normkomplex muss eine konkrete Tatsache aus der Akte zugeordnet werden.</w:t>
-      </w:r>
-    </w:p>
-    <w:p>
-      <w:pPr>
-        <w:pStyle w:val="Heading2"/>
-      </w:pPr>
-      <w:r>
-        <w:rPr>
-          <w:rFonts w:ascii="Times New Roman" w:hAnsi="Times New Roman"/>
-        </w:rPr>
-        <w:t>4. Entscheidungen</w:t>
-      </w:r>
-    </w:p>
-    <w:p>
-      <w:pPr>
-        <w:pStyle w:val="ListBullet"/>
-      </w:pPr>
-      <w:r>
-        <w:t>Keine finale Außenstellungnahme vor Sichtung der Originaldokumente.</w:t>
-      </w:r>
-    </w:p>
-    <w:p>
-      <w:pPr>
-        <w:pStyle w:val="ListBullet"/>
-      </w:pPr>
-      <w:r>
-        <w:t>Keine telefonische Einlassung ohne Gesprächsnotiz.</w:t>
-      </w:r>
-    </w:p>
-    <w:p>
-      <w:pPr>
-        <w:pStyle w:val="ListBullet"/>
-      </w:pPr>
-      <w:r>
-        <w:t>Keine freiwillige Übersendung interner Bewertungen, solange nur Tatsachenunterlagen verlangt sind.</w:t>
-      </w:r>
-    </w:p>
-    <w:p>
-      <w:pPr>
-        <w:pStyle w:val="ListBullet"/>
-      </w:pPr>
-      <w:r>
-        <w:t>Fristen werden doppelt geführt: materiell-rechtlich und verfahrensrechtlich.</w:t>
-      </w:r>
-    </w:p>
-    <w:p>
-      <w:pPr>
-        <w:pStyle w:val="Heading2"/>
-      </w:pPr>
-      <w:r>
-        <w:rPr>
-          <w:rFonts w:ascii="Times New Roman" w:hAnsi="Times New Roman"/>
-        </w:rPr>
-        <w:t>5. Arbeitsaufträge</w:t>
-      </w:r>
-    </w:p>
-    <w:p>
-      <w:pPr>
-        <w:jc w:val="left"/>
-      </w:pPr>
-      <w:r>
-        <w:t>Die Fachabteilung beschafft Originalfassungen, die Rechtsabteilung formuliert eine vorläufige Antwort, die kaufmännische Seite liefert Zahlen und die Mandatsbearbeitung erstellt eine Beweismatrix.</w:t>
+        <w:t>Protokolliert: Maren Gieseking, 9. Juni 2026, 17:12 Uhr</w:t>
       </w:r>
     </w:p>
     <w:sectPr>
+      <w:footerReference w:type="default" r:id="rId9"/>
       <w:pgSz w:w="11906" w:h="16838"/>
-      <w:pgMar w:top="1417" w:right="1417" w:bottom="1417" w:left="1417" w:header="720" w:footer="720" w:gutter="0"/>
+      <w:pgMar w:top="964" w:right="1191" w:bottom="964" w:left="1191" w:header="720" w:footer="720" w:gutter="0"/>
       <w:cols w:space="720"/>
       <w:docGrid w:linePitch="360"/>
     </w:sectPr>
   </w:body>
 </w:document>
+</file>
+
+<file path=word/footer1.xml><?xml version="1.0" encoding="utf-8"?>
+<w:ftr xmlns:m="http://schemas.openxmlformats.org/officeDocument/2006/math" xmlns:mc="http://schemas.openxmlformats.org/markup-compatibility/2006" xmlns:mo="http://schemas.microsoft.com/office/mac/office/2008/main" xmlns:mv="urn:schemas-microsoft-com:mac:vml" xmlns:o="urn:schemas-microsoft-com:office:office" xmlns:r="http://schemas.openxmlformats.org/officeDocument/2006/relationships" xmlns:v="urn:schemas-microsoft-com:vml" xmlns:w10="urn:schemas-microsoft-com:office:word" xmlns:w14="http://schemas.microsoft.com/office/word/2010/wordml" xmlns:w="http://schemas.openxmlformats.org/wordprocessingml/2006/main" xmlns:wne="http://schemas.microsoft.com/office/word/2006/wordml" xmlns:wp14="http://schemas.microsoft.com/office/word/2010/wordprocessingDrawing" xmlns:wp="http://schemas.openxmlformats.org/drawingml/2006/wordprocessingDrawing" xmlns:wpc="http://schemas.microsoft.com/office/word/2010/wordprocessingCanvas" xmlns:wpg="http://schemas.microsoft.com/office/word/2010/wordprocessingGroup" xmlns:wpi="http://schemas.microsoft.com/office/word/2010/wordprocessingInk" xmlns:wps="http://schemas.microsoft.com/office/word/2010/wordprocessingShape" mc:Ignorable="w14 wp14">
+  <w:p>
+    <w:pPr>
+      <w:pStyle w:val="Footer"/>
+      <w:jc w:val="center"/>
+    </w:pPr>
+    <w:r>
+      <w:rPr>
+        <w:rFonts w:ascii="Arial" w:hAnsi="Arial"/>
+        <w:color w:val="646464"/>
+        <w:sz w:val="16"/>
+      </w:rPr>
+      <w:t>ALBERS &amp; FENNEKER RECHTSANWÄLTE · 26-0618-A</w:t>
+    </w:r>
+  </w:p>
+</w:ftr>
 </file>
 
 <file path=word/numbering.xml><?xml version="1.0" encoding="utf-8"?>
@@ -547,9 +778,12 @@
     <w:name w:val="Normal"/>
     <w:qFormat/>
     <w:rsid w:val="00FC693F"/>
+    <w:pPr>
+      <w:spacing w:after="120" w:line="259" w:lineRule="auto"/>
+    </w:pPr>
     <w:rPr>
-      <w:rFonts w:ascii="Times New Roman" w:hAnsi="Times New Roman"/>
-      <w:sz w:val="22"/>
+      <w:rFonts w:ascii="Arial" w:hAnsi="Arial"/>
+      <w:sz w:val="21"/>
     </w:rPr>
   </w:style>
   <w:style w:type="paragraph" w:styleId="Header">
@@ -611,10 +845,11 @@
       <w:outlineLvl w:val="0"/>
     </w:pPr>
     <w:rPr>
-      <w:rFonts w:asciiTheme="majorHAnsi" w:eastAsiaTheme="majorEastAsia" w:hAnsiTheme="majorHAnsi" w:cstheme="majorBidi" w:ascii="Times New Roman" w:hAnsi="Times New Roman"/>
+      <w:rFonts w:asciiTheme="majorHAnsi" w:eastAsiaTheme="majorEastAsia" w:hAnsiTheme="majorHAnsi" w:cstheme="majorBidi" w:ascii="Arial" w:hAnsi="Arial"/>
       <w:b/>
       <w:bCs/>
-      <w:sz w:val="28"/>
+      <w:color w:val="24364B"/>
+      <w:sz w:val="26"/>
       <w:szCs w:val="28"/>
     </w:rPr>
   </w:style>
@@ -634,10 +869,11 @@
       <w:outlineLvl w:val="1"/>
     </w:pPr>
     <w:rPr>
-      <w:rFonts w:asciiTheme="majorHAnsi" w:eastAsiaTheme="majorEastAsia" w:hAnsiTheme="majorHAnsi" w:cstheme="majorBidi" w:ascii="Times New Roman" w:hAnsi="Times New Roman"/>
+      <w:rFonts w:asciiTheme="majorHAnsi" w:eastAsiaTheme="majorEastAsia" w:hAnsiTheme="majorHAnsi" w:cstheme="majorBidi" w:ascii="Arial" w:hAnsi="Arial"/>
       <w:b/>
       <w:bCs/>
-      <w:sz w:val="24"/>
+      <w:color w:val="385A64"/>
+      <w:sz w:val="22"/>
       <w:szCs w:val="26"/>
     </w:rPr>
   </w:style>
@@ -657,10 +893,10 @@
       <w:outlineLvl w:val="2"/>
     </w:pPr>
     <w:rPr>
-      <w:rFonts w:asciiTheme="majorHAnsi" w:eastAsiaTheme="majorEastAsia" w:hAnsiTheme="majorHAnsi" w:cstheme="majorBidi" w:ascii="Times New Roman" w:hAnsi="Times New Roman"/>
+      <w:rFonts w:asciiTheme="majorHAnsi" w:eastAsiaTheme="majorEastAsia" w:hAnsiTheme="majorHAnsi" w:cstheme="majorBidi"/>
       <w:b/>
       <w:bCs/>
-      <w:sz w:val="22"/>
+      <w:color w:val="4F81BD" w:themeColor="accent1"/>
     </w:rPr>
   </w:style>
   <w:style w:type="paragraph" w:styleId="Heading4">
@@ -898,11 +1134,12 @@
       <w:contextualSpacing/>
     </w:pPr>
     <w:rPr>
-      <w:rFonts w:asciiTheme="majorHAnsi" w:eastAsiaTheme="majorEastAsia" w:hAnsiTheme="majorHAnsi" w:cstheme="majorBidi"/>
-      <w:color w:val="17365D" w:themeColor="text2" w:themeShade="BF"/>
+      <w:rFonts w:asciiTheme="majorHAnsi" w:eastAsiaTheme="majorEastAsia" w:hAnsiTheme="majorHAnsi" w:cstheme="majorBidi" w:ascii="Arial" w:hAnsi="Arial"/>
+      <w:b/>
+      <w:color w:val="24364B"/>
       <w:spacing w:val="5"/>
       <w:kern w:val="28"/>
-      <w:sz w:val="52"/>
+      <w:sz w:val="36"/>
       <w:szCs w:val="52"/>
     </w:rPr>
   </w:style>
